--- a/writer/workspace-9xK2mP/uploads/fr/foot-stad-singe.docx
+++ b/writer/workspace-9xK2mP/uploads/fr/foot-stad-singe.docx
@@ -30,26 +30,7 @@
           <w:sz w:val="36"/>
           <w:szCs w:val="36"/>
         </w:rPr>
-        <w:t xml:space="preserve">FOOT </w:t>
-      </w:r>
-      <w:r>
-        <w:rPr>
-          <w:b/>
-          <w:bCs/>
-          <w:sz w:val="36"/>
-          <w:szCs w:val="36"/>
-          <w:lang w:val="fr-BE"/>
-        </w:rPr>
-        <w:t>STADE</w:t>
-      </w:r>
-      <w:r>
-        <w:rPr>
-          <w:b/>
-          <w:bCs/>
-          <w:sz w:val="36"/>
-          <w:szCs w:val="36"/>
-        </w:rPr>
-        <w:t xml:space="preserve"> SINGE ⚽</w:t>
+        <w:t>FOOT STADE SINGE ⚽</w:t>
       </w:r>
     </w:p>
     <w:p>
@@ -70,17 +51,107 @@
           <w:bCs/>
           <w:sz w:val="36"/>
           <w:szCs w:val="36"/>
-          <w:lang w:val="fr-BE"/>
         </w:rPr>
-        <w:t>POURQUOI</w:t>
-      </w:r>
-      <w:r>
-        <w:rPr>
-          <w:b/>
-          <w:bCs/>
-          <w:sz w:val="36"/>
-          <w:szCs w:val="36"/>
-        </w:rPr>
+        <w:t>POURQUOI ?</w:t>
+      </w:r>
+    </w:p>
+    <w:p>
+      <w:pPr>
+        <w:pStyle w:val="Normal"/>
+        <w:bidi w:val="0"/>
+        <w:jc w:val="left"/>
+        <w:rPr/>
+      </w:pPr>
+      <w:r>
+        <w:rPr/>
+      </w:r>
+    </w:p>
+    <w:p>
+      <w:pPr>
+        <w:pStyle w:val="Normal"/>
+        <w:bidi w:val="0"/>
+        <w:jc w:val="left"/>
+        <w:rPr/>
+      </w:pPr>
+      <w:r>
+        <w:rPr/>
+      </w:r>
+    </w:p>
+    <w:p>
+      <w:pPr>
+        <w:pStyle w:val="Normal"/>
+        <w:bidi w:val="0"/>
+        <w:jc w:val="left"/>
+        <w:rPr/>
+      </w:pPr>
+      <w:r>
+        <w:rPr/>
+      </w:r>
+    </w:p>
+    <w:p>
+      <w:pPr>
+        <w:pStyle w:val="Normal"/>
+        <w:bidi w:val="0"/>
+        <w:jc w:val="left"/>
+        <w:rPr/>
+      </w:pPr>
+      <w:r>
+        <w:rPr/>
+      </w:r>
+    </w:p>
+    <w:p>
+      <w:pPr>
+        <w:pStyle w:val="Normal"/>
+        <w:bidi w:val="0"/>
+        <w:jc w:val="left"/>
+        <w:rPr/>
+      </w:pPr>
+      <w:r>
+        <w:rPr/>
+      </w:r>
+    </w:p>
+    <w:p>
+      <w:pPr>
+        <w:pStyle w:val="Normal"/>
+        <w:bidi w:val="0"/>
+        <w:jc w:val="left"/>
+        <w:rPr/>
+      </w:pPr>
+      <w:r>
+        <w:rPr/>
+      </w:r>
+    </w:p>
+    <w:p>
+      <w:pPr>
+        <w:pStyle w:val="Normal"/>
+        <w:bidi w:val="0"/>
+        <w:jc w:val="left"/>
+        <w:rPr/>
+      </w:pPr>
+      <w:r>
+        <w:rPr/>
+      </w:r>
+    </w:p>
+    <w:p>
+      <w:pPr>
+        <w:pStyle w:val="Heading3"/>
+        <w:ind w:hanging="0" w:left="0"/>
+        <w:rPr/>
+      </w:pPr>
+      <w:r>
+        <w:rPr/>
+        <w:t xml:space="preserve">🐒 </w:t>
+      </w:r>
+      <w:r>
+        <w:rPr/>
+        <w:t xml:space="preserve">Pourquoi les cries de singe </w:t>
+      </w:r>
+      <w:r>
+        <w:rPr/>
+        <w:t>ont sans doute deux raisons</w:t>
+      </w:r>
+      <w:r>
+        <w:rPr/>
         <w:t xml:space="preserve"> ?</w:t>
       </w:r>
     </w:p>
@@ -88,80 +159,6 @@
       <w:pPr>
         <w:pStyle w:val="Normal"/>
         <w:bidi w:val="0"/>
-        <w:jc w:val="left"/>
-        <w:rPr/>
-      </w:pPr>
-      <w:r>
-        <w:rPr/>
-      </w:r>
-    </w:p>
-    <w:p>
-      <w:pPr>
-        <w:pStyle w:val="Normal"/>
-        <w:bidi w:val="0"/>
-        <w:jc w:val="left"/>
-        <w:rPr/>
-      </w:pPr>
-      <w:r>
-        <w:rPr/>
-      </w:r>
-    </w:p>
-    <w:p>
-      <w:pPr>
-        <w:pStyle w:val="Normal"/>
-        <w:bidi w:val="0"/>
-        <w:jc w:val="left"/>
-        <w:rPr/>
-      </w:pPr>
-      <w:r>
-        <w:rPr/>
-      </w:r>
-    </w:p>
-    <w:p>
-      <w:pPr>
-        <w:pStyle w:val="Normal"/>
-        <w:bidi w:val="0"/>
-        <w:jc w:val="left"/>
-        <w:rPr/>
-      </w:pPr>
-      <w:r>
-        <w:rPr/>
-      </w:r>
-    </w:p>
-    <w:p>
-      <w:pPr>
-        <w:pStyle w:val="Normal"/>
-        <w:bidi w:val="0"/>
-        <w:jc w:val="left"/>
-        <w:rPr/>
-      </w:pPr>
-      <w:r>
-        <w:rPr/>
-        <w:t xml:space="preserve">🐒 </w:t>
-      </w:r>
-      <w:r>
-        <w:rPr/>
-        <w:t xml:space="preserve">Pourquoi les cries de singe </w:t>
-      </w:r>
-      <w:r>
-        <w:rPr>
-          <w:lang w:val="fr-FR" w:eastAsia="zh-CN" w:bidi="hi-IN"/>
-        </w:rPr>
-        <w:t>dans</w:t>
-      </w:r>
-      <w:r>
-        <w:rPr/>
-        <w:t xml:space="preserve"> les stades de foot peuvent avoir 2 raisons possibles</w:t>
-      </w:r>
-      <w:r>
-        <w:rPr/>
-        <w:t xml:space="preserve"> ?</w:t>
-      </w:r>
-    </w:p>
-    <w:p>
-      <w:pPr>
-        <w:pStyle w:val="Normal"/>
-        <w:bidi w:val="0"/>
         <w:ind w:hanging="0" w:left="709"/>
         <w:jc w:val="left"/>
         <w:rPr/>
@@ -196,43 +193,6 @@
       <w:pPr>
         <w:pStyle w:val="Normal"/>
         <w:bidi w:val="0"/>
-        <w:ind w:hanging="0" w:left="709"/>
-        <w:jc w:val="left"/>
-        <w:rPr/>
-      </w:pPr>
-      <w:r>
-        <w:rPr/>
-      </w:r>
-    </w:p>
-    <w:p>
-      <w:pPr>
-        <w:pStyle w:val="Normal"/>
-        <w:bidi w:val="0"/>
-        <w:ind w:hanging="0" w:left="709"/>
-        <w:jc w:val="left"/>
-        <w:rPr/>
-      </w:pPr>
-      <w:r>
-        <w:rPr/>
-      </w:r>
-    </w:p>
-    <w:p>
-      <w:pPr>
-        <w:pStyle w:val="Normal"/>
-        <w:bidi w:val="0"/>
-        <w:ind w:hanging="0" w:left="709"/>
-        <w:jc w:val="left"/>
-        <w:rPr/>
-      </w:pPr>
-      <w:r>
-        <w:rPr/>
-      </w:r>
-    </w:p>
-    <w:p>
-      <w:pPr>
-        <w:pStyle w:val="Normal"/>
-        <w:bidi w:val="0"/>
-        <w:ind w:hanging="0" w:left="709"/>
         <w:jc w:val="left"/>
         <w:rPr/>
       </w:pPr>
@@ -246,62 +206,36 @@
         <w:pStyle w:val="Normal"/>
         <w:bidi w:val="0"/>
         <w:jc w:val="left"/>
-        <w:rPr>
-          <w:b/>
-          <w:bCs/>
-          <w:sz w:val="28"/>
-          <w:szCs w:val="28"/>
-          <w:u w:val="single"/>
-        </w:rPr>
-      </w:pPr>
-      <w:r>
-        <w:rPr>
-          <w:b w:val="false"/>
-          <w:bCs w:val="false"/>
-          <w:sz w:val="28"/>
-          <w:szCs w:val="28"/>
-          <w:u w:val="none"/>
-        </w:rPr>
+        <w:rPr/>
+      </w:pPr>
+      <w:r>
+        <w:rPr/>
+      </w:r>
+    </w:p>
+    <w:p>
+      <w:pPr>
+        <w:pStyle w:val="Heading2"/>
+        <w:ind w:hanging="0" w:left="0"/>
+        <w:rPr/>
+      </w:pPr>
+      <w:r>
+        <w:rPr/>
         <w:t xml:space="preserve">🐵 </w:t>
       </w:r>
       <w:r>
-        <w:rPr>
-          <w:b/>
-          <w:bCs/>
-          <w:sz w:val="28"/>
-          <w:szCs w:val="28"/>
-          <w:u w:val="single"/>
-        </w:rPr>
+        <w:rPr/>
         <w:t>LA</w:t>
       </w:r>
       <w:r>
-        <w:rPr>
-          <w:b/>
-          <w:bCs/>
-          <w:sz w:val="28"/>
-          <w:szCs w:val="28"/>
-          <w:u w:val="single"/>
-        </w:rPr>
+        <w:rPr/>
         <w:t xml:space="preserve"> QUESTION D</w:t>
       </w:r>
       <w:r>
-        <w:rPr>
-          <w:b/>
-          <w:bCs/>
-          <w:sz w:val="28"/>
-          <w:szCs w:val="28"/>
-          <w:u w:val="single"/>
-        </w:rPr>
+        <w:rPr/>
         <w:t>U</w:t>
       </w:r>
       <w:r>
-        <w:rPr>
-          <w:b/>
-          <w:bCs/>
-          <w:sz w:val="28"/>
-          <w:szCs w:val="28"/>
-          <w:u w:val="single"/>
-        </w:rPr>
+        <w:rPr/>
         <w:t xml:space="preserve"> QI</w:t>
       </w:r>
     </w:p>
@@ -314,26 +248,23 @@
       </w:pPr>
       <w:r>
         <w:rPr/>
-      </w:r>
-    </w:p>
-    <w:p>
-      <w:pPr>
-        <w:pStyle w:val="Normal"/>
-        <w:bidi w:val="0"/>
-        <w:jc w:val="left"/>
-        <w:rPr/>
-      </w:pPr>
-      <w:r>
-        <w:rPr/>
         <w:t xml:space="preserve">Si votre QI est au-dessus de la moyenne, vous </w:t>
       </w:r>
       <w:r>
         <w:rPr/>
-        <w:t>aurez rapidement</w:t>
-      </w:r>
-      <w:r>
-        <w:rPr/>
-        <w:t xml:space="preserve"> constaté que depuis quelque temps, certains choses disparaissent.</w:t>
+        <w:t>aur</w:t>
+      </w:r>
+      <w:r>
+        <w:rPr/>
+        <w:t xml:space="preserve">ez </w:t>
+      </w:r>
+      <w:r>
+        <w:rPr/>
+        <w:t xml:space="preserve">rapidement </w:t>
+      </w:r>
+      <w:r>
+        <w:rPr/>
+        <w:t>constate que depuis quelque temps, certains choses disparaissent.</w:t>
       </w:r>
     </w:p>
     <w:p>
@@ -482,7 +413,15 @@
       </w:pPr>
       <w:r>
         <w:rPr/>
-        <w:t xml:space="preserve">Bref, tandis que les espaces de liberté se raréfient, les constats et les réactions suivent la même tendance. Tout diminue, la capacité de concentration </w:t>
+        <w:t xml:space="preserve">Bref, tandis que les espaces de liberté se raréfient, les constats et les réactions suivent la même tendance. Tout diminue, </w:t>
+      </w:r>
+      <w:r>
+        <w:rPr/>
+        <w:t>les ingenieurs de google disaient que</w:t>
+      </w:r>
+      <w:r>
+        <w:rPr/>
+        <w:t xml:space="preserve"> la capacité de concentration </w:t>
       </w:r>
       <w:r>
         <w:rPr/>
@@ -490,38 +429,57 @@
       </w:r>
       <w:r>
         <w:rPr/>
-        <w:t>, même le coefficient intellectuelle.</w:t>
-      </w:r>
-    </w:p>
-    <w:p>
-      <w:pPr>
-        <w:pStyle w:val="Normal"/>
-        <w:bidi w:val="0"/>
-        <w:jc w:val="left"/>
-        <w:rPr/>
-      </w:pPr>
-      <w:r>
-        <w:rPr/>
-      </w:r>
-    </w:p>
-    <w:p>
-      <w:pPr>
-        <w:pStyle w:val="Normal"/>
-        <w:bidi w:val="0"/>
-        <w:jc w:val="left"/>
-        <w:rPr/>
-      </w:pPr>
-      <w:r>
-        <w:rPr/>
-        <w:t>Ainsi, lorsqu'on demande à ces individus de pousser des cris de singe, ils ne se pose</w:t>
-      </w:r>
-      <w:r>
-        <w:rPr/>
-        <w:t>nt</w:t>
-      </w:r>
-      <w:r>
-        <w:rPr/>
-        <w:t xml:space="preserve"> aucune questions. Ils crient seulement ❗</w:t>
+        <w:t xml:space="preserve">, </w:t>
+      </w:r>
+      <w:r>
+        <w:rPr/>
+        <w:t>et</w:t>
+      </w:r>
+      <w:r>
+        <w:rPr/>
+        <w:t xml:space="preserve"> même le coefficient intellectuelle </w:t>
+      </w:r>
+      <w:r>
+        <w:rPr/>
+        <w:t>sont en perte de vitesse</w:t>
+      </w:r>
+      <w:r>
+        <w:rPr/>
+        <w:t>.</w:t>
+      </w:r>
+    </w:p>
+    <w:p>
+      <w:pPr>
+        <w:pStyle w:val="Normal"/>
+        <w:bidi w:val="0"/>
+        <w:jc w:val="left"/>
+        <w:rPr/>
+      </w:pPr>
+      <w:r>
+        <w:rPr/>
+      </w:r>
+    </w:p>
+    <w:p>
+      <w:pPr>
+        <w:pStyle w:val="Normal"/>
+        <w:bidi w:val="0"/>
+        <w:jc w:val="left"/>
+        <w:rPr/>
+      </w:pPr>
+      <w:r>
+        <w:rPr/>
+        <w:t>Ainsi, lorsqu'on demande à ces individus de pousser des cris de singe, ils ne se pose aucune questions. Ils crient seulement ❗</w:t>
+      </w:r>
+    </w:p>
+    <w:p>
+      <w:pPr>
+        <w:pStyle w:val="Normal"/>
+        <w:bidi w:val="0"/>
+        <w:jc w:val="left"/>
+        <w:rPr/>
+      </w:pPr>
+      <w:r>
+        <w:rPr/>
       </w:r>
     </w:p>
     <w:p>
@@ -551,20 +509,8 @@
     </w:p>
     <w:p>
       <w:pPr>
-        <w:pStyle w:val="Normal"/>
-        <w:bidi w:val="0"/>
-        <w:jc w:val="left"/>
-        <w:rPr/>
-      </w:pPr>
-      <w:r>
-        <w:rPr/>
-      </w:r>
-    </w:p>
-    <w:p>
-      <w:pPr>
-        <w:pStyle w:val="Normal"/>
-        <w:bidi w:val="0"/>
-        <w:jc w:val="left"/>
+        <w:pStyle w:val="Heading2"/>
+        <w:ind w:hanging="0" w:left="0"/>
         <w:rPr/>
       </w:pPr>
       <w:r>
@@ -572,129 +518,69 @@
         <w:t xml:space="preserve">🐵 </w:t>
       </w:r>
       <w:r>
-        <w:rPr>
-          <w:b/>
-          <w:bCs/>
-          <w:u w:val="single"/>
-        </w:rPr>
-        <w:t>UN SECRET BIEN GARDÉ</w:t>
-      </w:r>
-      <w:r>
-        <w:rPr/>
-        <w:t xml:space="preserve"> </w:t>
-      </w:r>
-    </w:p>
-    <w:p>
-      <w:pPr>
-        <w:pStyle w:val="Normal"/>
-        <w:bidi w:val="0"/>
-        <w:jc w:val="left"/>
-        <w:rPr/>
-      </w:pPr>
-      <w:r>
-        <w:rPr/>
-      </w:r>
-    </w:p>
-    <w:p>
-      <w:pPr>
-        <w:pStyle w:val="Normal"/>
-        <w:bidi w:val="0"/>
-        <w:jc w:val="left"/>
-        <w:rPr/>
-      </w:pPr>
-      <w:r>
-        <w:rPr/>
-        <w:t>I</w:t>
-      </w:r>
-      <w:r>
-        <w:rPr/>
-        <w:t xml:space="preserve">l y a des personnes qui se préoccupent de la </w:t>
-      </w:r>
-      <w:r>
-        <w:rPr/>
-        <w:t>facon</w:t>
-      </w:r>
-      <w:r>
-        <w:rPr/>
-        <w:t xml:space="preserve"> d</w:t>
-      </w:r>
-      <w:r>
-        <w:rPr/>
-        <w:t>ont les</w:t>
-      </w:r>
-      <w:r>
-        <w:rPr/>
-        <w:t xml:space="preserve"> noirs </w:t>
-      </w:r>
-      <w:r>
-        <w:rPr/>
-        <w:t>sont percu</w:t>
-      </w:r>
-      <w:r>
-        <w:rPr/>
-        <w:t xml:space="preserve"> au sein de la population blanche.</w:t>
-      </w:r>
-    </w:p>
-    <w:p>
-      <w:pPr>
-        <w:pStyle w:val="Normal"/>
-        <w:bidi w:val="0"/>
-        <w:jc w:val="left"/>
-        <w:rPr/>
-      </w:pPr>
-      <w:r>
-        <w:rPr/>
-      </w:r>
-    </w:p>
-    <w:p>
-      <w:pPr>
-        <w:pStyle w:val="Normal"/>
-        <w:bidi w:val="0"/>
-        <w:jc w:val="left"/>
-        <w:rPr/>
-      </w:pPr>
-      <w:r>
-        <w:rPr/>
-        <w:t xml:space="preserve">Aucune enquete n’a encore ete menee pour determiner </w:t>
-      </w:r>
-      <w:r>
-        <w:rPr/>
-        <w:t>si, dès que la courbe de perception des noirs par la population blanche prend une variation positive, un événement est créé pour infléchir ce vecteur vers le bas.</w:t>
-      </w:r>
-    </w:p>
-    <w:p>
-      <w:pPr>
-        <w:pStyle w:val="Normal"/>
-        <w:bidi w:val="0"/>
-        <w:jc w:val="left"/>
-        <w:rPr/>
-      </w:pPr>
-      <w:r>
-        <w:rPr/>
-      </w:r>
-    </w:p>
-    <w:p>
-      <w:pPr>
-        <w:pStyle w:val="Normal"/>
-        <w:bidi w:val="0"/>
-        <w:jc w:val="left"/>
-        <w:rPr/>
-      </w:pPr>
-      <w:r>
-        <w:rPr/>
-        <w:t>En attendant, si nous prenons cela comme hypothese de travail, force est de constater que  c</w:t>
-      </w:r>
-      <w:r>
-        <w:rPr/>
-        <w:t xml:space="preserve">et événement est construit sur un narratifs prédéfinis, </w:t>
-      </w:r>
-      <w:r>
-        <w:rPr/>
-        <w:t>et</w:t>
-      </w:r>
-      <w:r>
-        <w:rPr/>
-        <w:t xml:space="preserve"> toujours le même.</w:t>
+        <w:rPr/>
+        <w:t xml:space="preserve">UN SECRET BIEN GARDÉ </w:t>
+      </w:r>
+    </w:p>
+    <w:p>
+      <w:pPr>
+        <w:pStyle w:val="Normal"/>
+        <w:bidi w:val="0"/>
+        <w:jc w:val="left"/>
+        <w:rPr/>
+      </w:pPr>
+      <w:r>
+        <w:rPr/>
+      </w:r>
+    </w:p>
+    <w:p>
+      <w:pPr>
+        <w:pStyle w:val="Normal"/>
+        <w:bidi w:val="0"/>
+        <w:jc w:val="left"/>
+        <w:rPr/>
+      </w:pPr>
+      <w:r>
+        <w:rPr/>
+        <w:t>Beaucoup de personne ont l’impression qu’i</w:t>
+      </w:r>
+      <w:r>
+        <w:rPr/>
+        <w:t>l y a des personnes qui se préoccupent de la perception des noirs, au sein de la population blanche. Comme si, dès que la courbe de perception des noirs par la population blanche prend une variation positive, un événement est créé pour infléchir ce vecteur vers le bas.</w:t>
+      </w:r>
+    </w:p>
+    <w:p>
+      <w:pPr>
+        <w:pStyle w:val="Normal"/>
+        <w:bidi w:val="0"/>
+        <w:jc w:val="left"/>
+        <w:rPr/>
+      </w:pPr>
+      <w:r>
+        <w:rPr/>
+      </w:r>
+    </w:p>
+    <w:p>
+      <w:pPr>
+        <w:pStyle w:val="Normal"/>
+        <w:bidi w:val="0"/>
+        <w:jc w:val="left"/>
+        <w:rPr/>
+      </w:pPr>
+      <w:r>
+        <w:rPr/>
+        <w:t>Cet événement est construit sur un narratifs prédéfinis, c'est toujours le même.</w:t>
+      </w:r>
+    </w:p>
+    <w:p>
+      <w:pPr>
+        <w:pStyle w:val="Normal"/>
+        <w:bidi w:val="0"/>
+        <w:jc w:val="left"/>
+        <w:rPr/>
+      </w:pPr>
+      <w:r>
+        <w:rPr/>
       </w:r>
     </w:p>
     <w:p>
@@ -729,7 +615,7 @@
       </w:pPr>
       <w:r>
         <w:rPr/>
-        <w:t xml:space="preserve">Que ce soit le narratif véhiculé par: </w:t>
+        <w:t xml:space="preserve">Que ce soit le narratif véhiculé par </w:t>
       </w:r>
     </w:p>
     <w:p>
@@ -809,11 +695,7 @@
       </w:r>
       <w:r>
         <w:rPr/>
-        <w:t>Simone B</w:t>
-      </w:r>
-      <w:r>
-        <w:rPr/>
-        <w:t>iles</w:t>
+        <w:t>Simone Buy</w:t>
       </w:r>
     </w:p>
     <w:p>
@@ -859,68 +741,51 @@
         <w:rPr/>
         <w:t xml:space="preserve">🐟 </w:t>
       </w:r>
-      <w:r>
-        <w:rPr/>
-        <w:t>Tintin au Congo</w:t>
-      </w:r>
-    </w:p>
-    <w:p>
-      <w:pPr>
-        <w:pStyle w:val="Normal"/>
-        <w:bidi w:val="0"/>
-        <w:jc w:val="left"/>
-        <w:rPr/>
-      </w:pPr>
-      <w:r>
-        <w:rPr/>
-        <w:t xml:space="preserve">🐟 </w:t>
-      </w:r>
-    </w:p>
-    <w:p>
-      <w:pPr>
-        <w:pStyle w:val="Normal"/>
-        <w:bidi w:val="0"/>
-        <w:jc w:val="left"/>
-        <w:rPr/>
-      </w:pPr>
-      <w:r>
-        <w:rPr/>
-      </w:r>
-    </w:p>
-    <w:p>
-      <w:pPr>
-        <w:pStyle w:val="Normal"/>
-        <w:bidi w:val="0"/>
-        <w:jc w:val="left"/>
-        <w:rPr/>
-      </w:pPr>
-      <w:r>
-        <w:rPr/>
-        <w:t xml:space="preserve">Tous </w:t>
-      </w:r>
-      <w:r>
-        <w:rPr/>
-        <w:t>p</w:t>
-      </w:r>
-      <w:r>
-        <w:rPr/>
-        <w:t>ré</w:t>
-      </w:r>
-      <w:r>
-        <w:rPr/>
-        <w:t xml:space="preserve">sentent a peu pret le meme profil </w:t>
-      </w:r>
-      <w:r>
-        <w:rPr/>
-        <w:t xml:space="preserve">aux </w:t>
-      </w:r>
-      <w:r>
-        <w:rPr/>
-        <w:t>questions</w:t>
-      </w:r>
-      <w:r>
-        <w:rPr/>
-        <w:t xml:space="preserve"> suivantes:</w:t>
+    </w:p>
+    <w:p>
+      <w:pPr>
+        <w:pStyle w:val="Normal"/>
+        <w:bidi w:val="0"/>
+        <w:jc w:val="left"/>
+        <w:rPr/>
+      </w:pPr>
+      <w:r>
+        <w:rPr/>
+        <w:t xml:space="preserve">🐟 </w:t>
+      </w:r>
+    </w:p>
+    <w:p>
+      <w:pPr>
+        <w:pStyle w:val="Normal"/>
+        <w:bidi w:val="0"/>
+        <w:jc w:val="left"/>
+        <w:rPr/>
+      </w:pPr>
+      <w:r>
+        <w:rPr/>
+      </w:r>
+    </w:p>
+    <w:p>
+      <w:pPr>
+        <w:pStyle w:val="Normal"/>
+        <w:bidi w:val="0"/>
+        <w:jc w:val="left"/>
+        <w:rPr/>
+      </w:pPr>
+      <w:r>
+        <w:rPr/>
+      </w:r>
+    </w:p>
+    <w:p>
+      <w:pPr>
+        <w:pStyle w:val="Normal"/>
+        <w:bidi w:val="0"/>
+        <w:jc w:val="left"/>
+        <w:rPr/>
+      </w:pPr>
+      <w:r>
+        <w:rPr/>
+        <w:t>Tous répondent aux exigences suivantes:</w:t>
       </w:r>
     </w:p>
     <w:p>
@@ -1016,10 +881,6 @@
       </w:r>
       <w:r>
         <w:rPr/>
-        <w:t xml:space="preserve">Intervention de </w:t>
-      </w:r>
-      <w:r>
-        <w:rPr/>
         <w:t xml:space="preserve">Chroniqueurs TV </w:t>
       </w:r>
     </w:p>
@@ -1036,73 +897,57 @@
       </w:r>
       <w:r>
         <w:rPr/>
-        <w:t xml:space="preserve">Méthodologie de narration </w:t>
-      </w:r>
-      <w:r>
-        <w:rPr/>
-        <w:t>de gestion</w:t>
-      </w:r>
-    </w:p>
-    <w:p>
-      <w:pPr>
-        <w:pStyle w:val="Normal"/>
-        <w:bidi w:val="0"/>
-        <w:jc w:val="left"/>
-        <w:rPr/>
-      </w:pPr>
-      <w:r>
-        <w:rPr/>
-        <w:t xml:space="preserve">🐟 </w:t>
-      </w:r>
-    </w:p>
-    <w:p>
-      <w:pPr>
-        <w:pStyle w:val="Normal"/>
-        <w:bidi w:val="0"/>
-        <w:jc w:val="left"/>
-        <w:rPr/>
-      </w:pPr>
-      <w:r>
-        <w:rPr/>
-      </w:r>
-    </w:p>
-    <w:p>
-      <w:pPr>
-        <w:pStyle w:val="Normal"/>
-        <w:bidi w:val="0"/>
-        <w:jc w:val="left"/>
-        <w:rPr/>
-      </w:pPr>
-      <w:r>
-        <w:rPr/>
-        <w:t>En règle générale, le produit est de facture oxidentale et cible essentiellement les populations locales blanches.</w:t>
-      </w:r>
-    </w:p>
-    <w:p>
-      <w:pPr>
-        <w:pStyle w:val="Normal"/>
-        <w:bidi w:val="0"/>
-        <w:jc w:val="left"/>
-        <w:rPr/>
-      </w:pPr>
-      <w:r>
-        <w:rPr/>
-      </w:r>
-    </w:p>
-    <w:p>
-      <w:pPr>
-        <w:pStyle w:val="Normal"/>
-        <w:bidi w:val="0"/>
-        <w:jc w:val="left"/>
-        <w:rPr/>
-      </w:pPr>
-      <w:r>
-        <w:rPr/>
-        <w:t xml:space="preserve">Bien entendu, ce produit peut toujours éclabousser d'autres espaces. Mais le contrôle se fait par des outils et méthodes géré par des professionnels qui sont chargés de faire avaler la construction narrative. </w:t>
-      </w:r>
-      <w:r>
-        <w:rPr/>
-        <w:t>Parfois, comme dans le cas de la bande dessinnee “tintin au congo” il s’agit d’une demande clairement formulee et dont on connais les protagonistes.</w:t>
+        <w:t xml:space="preserve">Gestion des cerveaux </w:t>
+      </w:r>
+    </w:p>
+    <w:p>
+      <w:pPr>
+        <w:pStyle w:val="Normal"/>
+        <w:bidi w:val="0"/>
+        <w:jc w:val="left"/>
+        <w:rPr/>
+      </w:pPr>
+      <w:r>
+        <w:rPr/>
+        <w:t xml:space="preserve">🐟 </w:t>
+      </w:r>
+      <w:r>
+        <w:rPr/>
+        <w:t>Méthodologie de narration</w:t>
+      </w:r>
+    </w:p>
+    <w:p>
+      <w:pPr>
+        <w:pStyle w:val="Normal"/>
+        <w:bidi w:val="0"/>
+        <w:jc w:val="left"/>
+        <w:rPr/>
+      </w:pPr>
+      <w:r>
+        <w:rPr/>
+      </w:r>
+    </w:p>
+    <w:p>
+      <w:pPr>
+        <w:pStyle w:val="Normal"/>
+        <w:bidi w:val="0"/>
+        <w:jc w:val="left"/>
+        <w:rPr/>
+      </w:pPr>
+      <w:r>
+        <w:rPr/>
+      </w:r>
+    </w:p>
+    <w:p>
+      <w:pPr>
+        <w:pStyle w:val="Normal"/>
+        <w:bidi w:val="0"/>
+        <w:jc w:val="left"/>
+        <w:rPr/>
+      </w:pPr>
+      <w:r>
+        <w:rPr/>
+        <w:t>En règle générale, le produit est de facture oxidentale et cible essentiellement les populations locales blanches. Bien entendu, ce produit peut toujours éclabousser d'autres espaces. Mais le contrôle se fait par des outils et méthodes géré par des professionnels qui sont chargés de faire avaler la construction narrative.</w:t>
       </w:r>
     </w:p>
     <w:sectPr>
@@ -1116,6 +961,135 @@
     </w:sectPr>
   </w:body>
 </w:document>
+</file>
+
+<file path=word/numbering.xml><?xml version="1.0" encoding="utf-8"?>
+<w:numbering xmlns:w="http://schemas.openxmlformats.org/wordprocessingml/2006/main" xmlns:o="urn:schemas-microsoft-com:office:office" xmlns:r="http://schemas.openxmlformats.org/officeDocument/2006/relationships" xmlns:v="urn:schemas-microsoft-com:vml" xmlns:mc="http://schemas.openxmlformats.org/markup-compatibility/2006" xmlns:w14="http://schemas.microsoft.com/office/word/2010/wordml" mc:Ignorable="w14">
+  <w:abstractNum w:abstractNumId="1">
+    <w:lvl w:ilvl="0">
+      <w:start w:val="1"/>
+      <w:numFmt w:val="none"/>
+      <w:suff w:val="nothing"/>
+      <w:lvlText w:val=""/>
+      <w:lvlJc w:val="left"/>
+      <w:pPr>
+        <w:tabs>
+          <w:tab w:val="num" w:pos="0"/>
+        </w:tabs>
+        <w:ind w:left="0" w:hanging="0"/>
+      </w:pPr>
+    </w:lvl>
+    <w:lvl w:ilvl="1">
+      <w:start w:val="1"/>
+      <w:numFmt w:val="none"/>
+      <w:pStyle w:val="Heading2"/>
+      <w:suff w:val="nothing"/>
+      <w:lvlText w:val=""/>
+      <w:lvlJc w:val="left"/>
+      <w:pPr>
+        <w:tabs>
+          <w:tab w:val="num" w:pos="0"/>
+        </w:tabs>
+        <w:ind w:left="0" w:hanging="0"/>
+      </w:pPr>
+    </w:lvl>
+    <w:lvl w:ilvl="2">
+      <w:start w:val="1"/>
+      <w:numFmt w:val="none"/>
+      <w:pStyle w:val="Heading3"/>
+      <w:suff w:val="nothing"/>
+      <w:lvlText w:val=""/>
+      <w:lvlJc w:val="left"/>
+      <w:pPr>
+        <w:tabs>
+          <w:tab w:val="num" w:pos="0"/>
+        </w:tabs>
+        <w:ind w:left="0" w:hanging="0"/>
+      </w:pPr>
+    </w:lvl>
+    <w:lvl w:ilvl="3">
+      <w:start w:val="1"/>
+      <w:numFmt w:val="none"/>
+      <w:suff w:val="nothing"/>
+      <w:lvlText w:val=""/>
+      <w:lvlJc w:val="left"/>
+      <w:pPr>
+        <w:tabs>
+          <w:tab w:val="num" w:pos="0"/>
+        </w:tabs>
+        <w:ind w:left="0" w:hanging="0"/>
+      </w:pPr>
+    </w:lvl>
+    <w:lvl w:ilvl="4">
+      <w:start w:val="1"/>
+      <w:numFmt w:val="none"/>
+      <w:suff w:val="nothing"/>
+      <w:lvlText w:val=""/>
+      <w:lvlJc w:val="left"/>
+      <w:pPr>
+        <w:tabs>
+          <w:tab w:val="num" w:pos="0"/>
+        </w:tabs>
+        <w:ind w:left="0" w:hanging="0"/>
+      </w:pPr>
+    </w:lvl>
+    <w:lvl w:ilvl="5">
+      <w:start w:val="1"/>
+      <w:numFmt w:val="none"/>
+      <w:suff w:val="nothing"/>
+      <w:lvlText w:val=""/>
+      <w:lvlJc w:val="left"/>
+      <w:pPr>
+        <w:tabs>
+          <w:tab w:val="num" w:pos="0"/>
+        </w:tabs>
+        <w:ind w:left="0" w:hanging="0"/>
+      </w:pPr>
+    </w:lvl>
+    <w:lvl w:ilvl="6">
+      <w:start w:val="1"/>
+      <w:numFmt w:val="none"/>
+      <w:suff w:val="nothing"/>
+      <w:lvlText w:val=""/>
+      <w:lvlJc w:val="left"/>
+      <w:pPr>
+        <w:tabs>
+          <w:tab w:val="num" w:pos="0"/>
+        </w:tabs>
+        <w:ind w:left="0" w:hanging="0"/>
+      </w:pPr>
+    </w:lvl>
+    <w:lvl w:ilvl="7">
+      <w:start w:val="1"/>
+      <w:numFmt w:val="none"/>
+      <w:suff w:val="nothing"/>
+      <w:lvlText w:val=""/>
+      <w:lvlJc w:val="left"/>
+      <w:pPr>
+        <w:tabs>
+          <w:tab w:val="num" w:pos="0"/>
+        </w:tabs>
+        <w:ind w:left="0" w:hanging="0"/>
+      </w:pPr>
+    </w:lvl>
+    <w:lvl w:ilvl="8">
+      <w:start w:val="1"/>
+      <w:numFmt w:val="none"/>
+      <w:suff w:val="nothing"/>
+      <w:lvlText w:val=""/>
+      <w:lvlJc w:val="left"/>
+      <w:pPr>
+        <w:tabs>
+          <w:tab w:val="num" w:pos="0"/>
+        </w:tabs>
+        <w:ind w:left="0" w:hanging="0"/>
+      </w:pPr>
+    </w:lvl>
+  </w:abstractNum>
+  <w:num w:numId="1">
+    <w:abstractNumId w:val="1"/>
+  </w:num>
+</w:numbering>
 </file>
 
 <file path=word/styles.xml><?xml version="1.0" encoding="utf-8"?>
@@ -1153,6 +1127,46 @@
       <w:sz w:val="24"/>
       <w:szCs w:val="24"/>
       <w:lang w:val="en-US" w:eastAsia="zh-CN" w:bidi="hi-IN"/>
+    </w:rPr>
+  </w:style>
+  <w:style w:type="paragraph" w:styleId="Heading2">
+    <w:name w:val="heading 2"/>
+    <w:basedOn w:val="Heading"/>
+    <w:next w:val="BodyText"/>
+    <w:qFormat/>
+    <w:pPr>
+      <w:numPr>
+        <w:ilvl w:val="1"/>
+        <w:numId w:val="1"/>
+      </w:numPr>
+      <w:spacing w:before="200" w:after="120"/>
+      <w:outlineLvl w:val="1"/>
+    </w:pPr>
+    <w:rPr>
+      <w:b/>
+      <w:bCs/>
+      <w:sz w:val="32"/>
+      <w:szCs w:val="32"/>
+    </w:rPr>
+  </w:style>
+  <w:style w:type="paragraph" w:styleId="Heading3">
+    <w:name w:val="heading 3"/>
+    <w:basedOn w:val="Heading"/>
+    <w:next w:val="BodyText"/>
+    <w:qFormat/>
+    <w:pPr>
+      <w:numPr>
+        <w:ilvl w:val="2"/>
+        <w:numId w:val="1"/>
+      </w:numPr>
+      <w:spacing w:before="140" w:after="120"/>
+      <w:outlineLvl w:val="2"/>
+    </w:pPr>
+    <w:rPr>
+      <w:b/>
+      <w:bCs/>
+      <w:sz w:val="28"/>
+      <w:szCs w:val="28"/>
     </w:rPr>
   </w:style>
   <w:style w:type="paragraph" w:styleId="Heading">
@@ -1224,37 +1238,37 @@
         <a:srgbClr val="000000"/>
       </a:dk1>
       <a:lt1>
-        <a:srgbClr val="ffffff"/>
+        <a:srgbClr val="FFFFFF"/>
       </a:lt1>
       <a:dk2>
         <a:srgbClr val="000000"/>
       </a:dk2>
       <a:lt2>
-        <a:srgbClr val="ffffff"/>
+        <a:srgbClr val="FFFFFF"/>
       </a:lt2>
       <a:accent1>
-        <a:srgbClr val="18a303"/>
+        <a:srgbClr val="18A303"/>
       </a:accent1>
       <a:accent2>
-        <a:srgbClr val="0369a3"/>
+        <a:srgbClr val="0369A3"/>
       </a:accent2>
       <a:accent3>
-        <a:srgbClr val="a33e03"/>
+        <a:srgbClr val="A33E03"/>
       </a:accent3>
       <a:accent4>
-        <a:srgbClr val="8e03a3"/>
+        <a:srgbClr val="8E03A3"/>
       </a:accent4>
       <a:accent5>
-        <a:srgbClr val="c99c00"/>
+        <a:srgbClr val="C99C00"/>
       </a:accent5>
       <a:accent6>
-        <a:srgbClr val="c9211e"/>
+        <a:srgbClr val="C9211E"/>
       </a:accent6>
       <a:hlink>
-        <a:srgbClr val="0000ee"/>
+        <a:srgbClr val="0000EE"/>
       </a:hlink>
       <a:folHlink>
-        <a:srgbClr val="551a8b"/>
+        <a:srgbClr val="551A8B"/>
       </a:folHlink>
     </a:clrScheme>
     <a:fontScheme name="Office">

--- a/writer/workspace-9xK2mP/uploads/fr/foot-stad-singe.docx
+++ b/writer/workspace-9xK2mP/uploads/fr/foot-stad-singe.docx
@@ -6,30 +6,15 @@
       <w:pPr>
         <w:pStyle w:val="Normal"/>
         <w:bidi w:val="0"/>
-        <w:jc w:val="center"/>
-        <w:rPr>
-          <w:b/>
-          <w:bCs/>
-          <w:sz w:val="36"/>
-          <w:szCs w:val="36"/>
-        </w:rPr>
-      </w:pPr>
-      <w:r>
-        <w:rPr>
-          <w:b/>
-          <w:bCs/>
-          <w:sz w:val="36"/>
-          <w:szCs w:val="36"/>
-        </w:rPr>
+        <w:jc w:val="left"/>
+        <w:rPr/>
+      </w:pPr>
+      <w:r>
+        <w:rPr/>
         <w:t xml:space="preserve">⚽ </w:t>
       </w:r>
       <w:r>
-        <w:rPr>
-          <w:b/>
-          <w:bCs/>
-          <w:sz w:val="36"/>
-          <w:szCs w:val="36"/>
-        </w:rPr>
+        <w:rPr/>
         <w:t>FOOT STADE SINGE ⚽</w:t>
       </w:r>
     </w:p>
@@ -37,21 +22,11 @@
       <w:pPr>
         <w:pStyle w:val="Normal"/>
         <w:bidi w:val="0"/>
-        <w:jc w:val="center"/>
-        <w:rPr>
-          <w:b/>
-          <w:bCs/>
-          <w:sz w:val="36"/>
-          <w:szCs w:val="36"/>
-        </w:rPr>
-      </w:pPr>
-      <w:r>
-        <w:rPr>
-          <w:b/>
-          <w:bCs/>
-          <w:sz w:val="36"/>
-          <w:szCs w:val="36"/>
-        </w:rPr>
+        <w:jc w:val="left"/>
+        <w:rPr/>
+      </w:pPr>
+      <w:r>
+        <w:rPr/>
         <w:t>POURQUOI ?</w:t>
       </w:r>
     </w:p>
@@ -75,91 +50,17 @@
       </w:pPr>
       <w:r>
         <w:rPr/>
-      </w:r>
-    </w:p>
-    <w:p>
-      <w:pPr>
-        <w:pStyle w:val="Normal"/>
-        <w:bidi w:val="0"/>
-        <w:jc w:val="left"/>
-        <w:rPr/>
-      </w:pPr>
-      <w:r>
-        <w:rPr/>
-      </w:r>
-    </w:p>
-    <w:p>
-      <w:pPr>
-        <w:pStyle w:val="Normal"/>
-        <w:bidi w:val="0"/>
-        <w:jc w:val="left"/>
-        <w:rPr/>
-      </w:pPr>
-      <w:r>
-        <w:rPr/>
-      </w:r>
-    </w:p>
-    <w:p>
-      <w:pPr>
-        <w:pStyle w:val="Normal"/>
-        <w:bidi w:val="0"/>
-        <w:jc w:val="left"/>
-        <w:rPr/>
-      </w:pPr>
-      <w:r>
-        <w:rPr/>
-      </w:r>
-    </w:p>
-    <w:p>
-      <w:pPr>
-        <w:pStyle w:val="Normal"/>
-        <w:bidi w:val="0"/>
-        <w:jc w:val="left"/>
-        <w:rPr/>
-      </w:pPr>
-      <w:r>
-        <w:rPr/>
-      </w:r>
-    </w:p>
-    <w:p>
-      <w:pPr>
-        <w:pStyle w:val="Normal"/>
-        <w:bidi w:val="0"/>
-        <w:jc w:val="left"/>
-        <w:rPr/>
-      </w:pPr>
-      <w:r>
-        <w:rPr/>
-      </w:r>
-    </w:p>
-    <w:p>
-      <w:pPr>
-        <w:pStyle w:val="Heading3"/>
-        <w:ind w:hanging="0" w:left="0"/>
-        <w:rPr/>
-      </w:pPr>
-      <w:r>
-        <w:rPr/>
         <w:t xml:space="preserve">🐒 </w:t>
       </w:r>
       <w:r>
         <w:rPr/>
-        <w:t xml:space="preserve">Pourquoi les cries de singe </w:t>
-      </w:r>
-      <w:r>
-        <w:rPr/>
-        <w:t>ont sans doute deux raisons</w:t>
-      </w:r>
-      <w:r>
-        <w:rPr/>
-        <w:t xml:space="preserve"> ?</w:t>
-      </w:r>
-    </w:p>
-    <w:p>
-      <w:pPr>
-        <w:pStyle w:val="Normal"/>
-        <w:bidi w:val="0"/>
-        <w:ind w:hanging="0" w:left="709"/>
+        <w:t>Pourquoi les cries de singe ?</w:t>
+      </w:r>
+    </w:p>
+    <w:p>
+      <w:pPr>
+        <w:pStyle w:val="Normal"/>
+        <w:bidi w:val="0"/>
         <w:jc w:val="left"/>
         <w:rPr/>
       </w:pPr>
@@ -176,7 +77,6 @@
       <w:pPr>
         <w:pStyle w:val="Normal"/>
         <w:bidi w:val="0"/>
-        <w:ind w:hanging="0" w:left="709"/>
         <w:jc w:val="left"/>
         <w:rPr/>
       </w:pPr>
@@ -210,61 +110,23 @@
       </w:pPr>
       <w:r>
         <w:rPr/>
-      </w:r>
-    </w:p>
-    <w:p>
-      <w:pPr>
-        <w:pStyle w:val="Heading2"/>
-        <w:ind w:hanging="0" w:left="0"/>
-        <w:rPr/>
-      </w:pPr>
-      <w:r>
-        <w:rPr/>
         <w:t xml:space="preserve">🐵 </w:t>
       </w:r>
       <w:r>
         <w:rPr/>
-        <w:t>LA</w:t>
-      </w:r>
-      <w:r>
-        <w:rPr/>
-        <w:t xml:space="preserve"> QUESTION D</w:t>
-      </w:r>
-      <w:r>
-        <w:rPr/>
-        <w:t>U</w:t>
-      </w:r>
-      <w:r>
-        <w:rPr/>
-        <w:t xml:space="preserve"> QI</w:t>
-      </w:r>
-    </w:p>
-    <w:p>
-      <w:pPr>
-        <w:pStyle w:val="Normal"/>
-        <w:bidi w:val="0"/>
-        <w:jc w:val="left"/>
-        <w:rPr/>
-      </w:pPr>
-      <w:r>
-        <w:rPr/>
-        <w:t xml:space="preserve">Si votre QI est au-dessus de la moyenne, vous </w:t>
-      </w:r>
-      <w:r>
-        <w:rPr/>
-        <w:t>aur</w:t>
-      </w:r>
-      <w:r>
-        <w:rPr/>
-        <w:t xml:space="preserve">ez </w:t>
-      </w:r>
-      <w:r>
-        <w:rPr/>
-        <w:t xml:space="preserve">rapidement </w:t>
-      </w:r>
-      <w:r>
-        <w:rPr/>
-        <w:t>constate que depuis quelque temps, certains choses disparaissent.</w:t>
+        <w:t>UNE QUESTION DE QI</w:t>
+      </w:r>
+    </w:p>
+    <w:p>
+      <w:pPr>
+        <w:pStyle w:val="Normal"/>
+        <w:bidi w:val="0"/>
+        <w:jc w:val="left"/>
+        <w:rPr/>
+      </w:pPr>
+      <w:r>
+        <w:rPr/>
+        <w:t>Si votre QI est au-dessus de la moyenne,, vous pouvez constater rapidement que depuis quelque temps, certains choses disparaissent.</w:t>
       </w:r>
     </w:p>
     <w:p>
@@ -339,15 +201,7 @@
       </w:r>
       <w:r>
         <w:rPr/>
-        <w:t>Les crèmerie</w:t>
-      </w:r>
-      <w:r>
-        <w:rPr/>
-        <w:t>s</w:t>
-      </w:r>
-      <w:r>
-        <w:rPr/>
-        <w:t xml:space="preserve"> </w:t>
+        <w:t xml:space="preserve">Les crèmerie </w:t>
       </w:r>
     </w:p>
     <w:p>
@@ -413,39 +267,19 @@
       </w:pPr>
       <w:r>
         <w:rPr/>
-        <w:t xml:space="preserve">Bref, tandis que les espaces de liberté se raréfient, les constats et les réactions suivent la même tendance. Tout diminue, </w:t>
-      </w:r>
-      <w:r>
-        <w:rPr/>
-        <w:t>les ingenieurs de google disaient que</w:t>
-      </w:r>
-      <w:r>
-        <w:rPr/>
-        <w:t xml:space="preserve"> la capacité de concentration </w:t>
-      </w:r>
-      <w:r>
-        <w:rPr/>
-        <w:t>de la population</w:t>
-      </w:r>
-      <w:r>
-        <w:rPr/>
-        <w:t xml:space="preserve">, </w:t>
-      </w:r>
-      <w:r>
-        <w:rPr/>
-        <w:t>et</w:t>
-      </w:r>
-      <w:r>
-        <w:rPr/>
-        <w:t xml:space="preserve"> même le coefficient intellectuelle </w:t>
-      </w:r>
-      <w:r>
-        <w:rPr/>
-        <w:t>sont en perte de vitesse</w:t>
-      </w:r>
-      <w:r>
-        <w:rPr/>
-        <w:t>.</w:t>
+        <w:t xml:space="preserve">Bref, tandis que les espaces de liberté se raréfient, les constats et les réactions suivent la même tendance. Tout diminue, la capacité de concentration, même le </w:t>
+      </w:r>
+    </w:p>
+    <w:p>
+      <w:pPr>
+        <w:pStyle w:val="Normal"/>
+        <w:bidi w:val="0"/>
+        <w:jc w:val="left"/>
+        <w:rPr/>
+      </w:pPr>
+      <w:r>
+        <w:rPr/>
+        <w:t>coefficient intellectuelle.</w:t>
       </w:r>
     </w:p>
     <w:p>
@@ -502,19 +336,6 @@
       </w:pPr>
       <w:r>
         <w:rPr/>
-      </w:r>
-      <w:r>
-        <w:br w:type="page"/>
-      </w:r>
-    </w:p>
-    <w:p>
-      <w:pPr>
-        <w:pStyle w:val="Heading2"/>
-        <w:ind w:hanging="0" w:left="0"/>
-        <w:rPr/>
-      </w:pPr>
-      <w:r>
-        <w:rPr/>
         <w:t xml:space="preserve">🐵 </w:t>
       </w:r>
       <w:r>
@@ -531,22 +352,30 @@
       </w:pPr>
       <w:r>
         <w:rPr/>
-      </w:r>
-    </w:p>
-    <w:p>
-      <w:pPr>
-        <w:pStyle w:val="Normal"/>
-        <w:bidi w:val="0"/>
-        <w:jc w:val="left"/>
-        <w:rPr/>
-      </w:pPr>
-      <w:r>
-        <w:rPr/>
-        <w:t>Beaucoup de personne ont l’impression qu’i</w:t>
-      </w:r>
-      <w:r>
-        <w:rPr/>
-        <w:t>l y a des personnes qui se préoccupent de la perception des noirs, au sein de la population blanche. Comme si, dès que la courbe de perception des noirs par la population blanche prend une variation positive, un événement est créé pour infléchir ce vecteur vers le bas.</w:t>
+        <w:t>il y a des personnes qui se préoccupent de la perception des noirs, au sein de la population blanche.</w:t>
+      </w:r>
+    </w:p>
+    <w:p>
+      <w:pPr>
+        <w:pStyle w:val="Normal"/>
+        <w:bidi w:val="0"/>
+        <w:jc w:val="left"/>
+        <w:rPr/>
+      </w:pPr>
+      <w:r>
+        <w:rPr/>
+      </w:r>
+    </w:p>
+    <w:p>
+      <w:pPr>
+        <w:pStyle w:val="Normal"/>
+        <w:bidi w:val="0"/>
+        <w:jc w:val="left"/>
+        <w:rPr/>
+      </w:pPr>
+      <w:r>
+        <w:rPr/>
+        <w:t>Comme si, dès que la courbe de perception des noirs par la population blanche prend une variation positive, un événement est créé pour infléchir ce vecteur vers le bas.</w:t>
       </w:r>
     </w:p>
     <w:p>
@@ -592,17 +421,6 @@
       </w:pPr>
       <w:r>
         <w:rPr/>
-      </w:r>
-    </w:p>
-    <w:p>
-      <w:pPr>
-        <w:pStyle w:val="Normal"/>
-        <w:bidi w:val="0"/>
-        <w:jc w:val="left"/>
-        <w:rPr/>
-      </w:pPr>
-      <w:r>
-        <w:rPr/>
         <w:t xml:space="preserve">EXPLICATION </w:t>
       </w:r>
     </w:p>
@@ -774,17 +592,6 @@
       </w:pPr>
       <w:r>
         <w:rPr/>
-      </w:r>
-    </w:p>
-    <w:p>
-      <w:pPr>
-        <w:pStyle w:val="Normal"/>
-        <w:bidi w:val="0"/>
-        <w:jc w:val="left"/>
-        <w:rPr/>
-      </w:pPr>
-      <w:r>
-        <w:rPr/>
         <w:t>Tous répondent aux exigences suivantes:</w:t>
       </w:r>
     </w:p>
@@ -913,41 +720,53 @@
       </w:r>
       <w:r>
         <w:rPr/>
-        <w:t>Méthodologie de narration</w:t>
-      </w:r>
-    </w:p>
-    <w:p>
-      <w:pPr>
-        <w:pStyle w:val="Normal"/>
-        <w:bidi w:val="0"/>
-        <w:jc w:val="left"/>
-        <w:rPr/>
-      </w:pPr>
-      <w:r>
-        <w:rPr/>
-      </w:r>
-    </w:p>
-    <w:p>
-      <w:pPr>
-        <w:pStyle w:val="Normal"/>
-        <w:bidi w:val="0"/>
-        <w:jc w:val="left"/>
-        <w:rPr/>
-      </w:pPr>
-      <w:r>
-        <w:rPr/>
-      </w:r>
-    </w:p>
-    <w:p>
-      <w:pPr>
-        <w:pStyle w:val="Normal"/>
-        <w:bidi w:val="0"/>
-        <w:jc w:val="left"/>
-        <w:rPr/>
-      </w:pPr>
-      <w:r>
-        <w:rPr/>
-        <w:t>En règle générale, le produit est de facture oxidentale et cible essentiellement les populations locales blanches. Bien entendu, ce produit peut toujours éclabousser d'autres espaces. Mais le contrôle se fait par des outils et méthodes géré par des professionnels qui sont chargés de faire avaler la construction narrative.</w:t>
+        <w:t xml:space="preserve">Méthodologie de narration </w:t>
+      </w:r>
+    </w:p>
+    <w:p>
+      <w:pPr>
+        <w:pStyle w:val="Normal"/>
+        <w:bidi w:val="0"/>
+        <w:jc w:val="left"/>
+        <w:rPr/>
+      </w:pPr>
+      <w:r>
+        <w:rPr/>
+      </w:r>
+    </w:p>
+    <w:p>
+      <w:pPr>
+        <w:pStyle w:val="Normal"/>
+        <w:bidi w:val="0"/>
+        <w:jc w:val="left"/>
+        <w:rPr/>
+      </w:pPr>
+      <w:r>
+        <w:rPr/>
+        <w:t>En règle générale, le produit est de facture oxidentale et cible essentiellement les populations locales blanches.</w:t>
+      </w:r>
+    </w:p>
+    <w:p>
+      <w:pPr>
+        <w:pStyle w:val="Normal"/>
+        <w:bidi w:val="0"/>
+        <w:jc w:val="left"/>
+        <w:rPr/>
+      </w:pPr>
+      <w:r>
+        <w:rPr/>
+      </w:r>
+    </w:p>
+    <w:p>
+      <w:pPr>
+        <w:pStyle w:val="Normal"/>
+        <w:bidi w:val="0"/>
+        <w:jc w:val="left"/>
+        <w:rPr/>
+      </w:pPr>
+      <w:r>
+        <w:rPr/>
+        <w:t>Bien entendu, ce produit peut toujours éclabousser d'autres espaces. Mais le contrôle se fait par des outils et méthodes géré par des professionnels qui sont chargés de faire avaler la construction narrative.</w:t>
       </w:r>
     </w:p>
     <w:sectPr>
@@ -957,139 +776,9 @@
       <w:pgNumType w:fmt="decimal"/>
       <w:formProt w:val="false"/>
       <w:textDirection w:val="lrTb"/>
-      <w:docGrid w:type="default" w:linePitch="100" w:charSpace="0"/>
     </w:sectPr>
   </w:body>
 </w:document>
-</file>
-
-<file path=word/numbering.xml><?xml version="1.0" encoding="utf-8"?>
-<w:numbering xmlns:w="http://schemas.openxmlformats.org/wordprocessingml/2006/main" xmlns:o="urn:schemas-microsoft-com:office:office" xmlns:r="http://schemas.openxmlformats.org/officeDocument/2006/relationships" xmlns:v="urn:schemas-microsoft-com:vml" xmlns:mc="http://schemas.openxmlformats.org/markup-compatibility/2006" xmlns:w14="http://schemas.microsoft.com/office/word/2010/wordml" mc:Ignorable="w14">
-  <w:abstractNum w:abstractNumId="1">
-    <w:lvl w:ilvl="0">
-      <w:start w:val="1"/>
-      <w:numFmt w:val="none"/>
-      <w:suff w:val="nothing"/>
-      <w:lvlText w:val=""/>
-      <w:lvlJc w:val="left"/>
-      <w:pPr>
-        <w:tabs>
-          <w:tab w:val="num" w:pos="0"/>
-        </w:tabs>
-        <w:ind w:left="0" w:hanging="0"/>
-      </w:pPr>
-    </w:lvl>
-    <w:lvl w:ilvl="1">
-      <w:start w:val="1"/>
-      <w:numFmt w:val="none"/>
-      <w:pStyle w:val="Heading2"/>
-      <w:suff w:val="nothing"/>
-      <w:lvlText w:val=""/>
-      <w:lvlJc w:val="left"/>
-      <w:pPr>
-        <w:tabs>
-          <w:tab w:val="num" w:pos="0"/>
-        </w:tabs>
-        <w:ind w:left="0" w:hanging="0"/>
-      </w:pPr>
-    </w:lvl>
-    <w:lvl w:ilvl="2">
-      <w:start w:val="1"/>
-      <w:numFmt w:val="none"/>
-      <w:pStyle w:val="Heading3"/>
-      <w:suff w:val="nothing"/>
-      <w:lvlText w:val=""/>
-      <w:lvlJc w:val="left"/>
-      <w:pPr>
-        <w:tabs>
-          <w:tab w:val="num" w:pos="0"/>
-        </w:tabs>
-        <w:ind w:left="0" w:hanging="0"/>
-      </w:pPr>
-    </w:lvl>
-    <w:lvl w:ilvl="3">
-      <w:start w:val="1"/>
-      <w:numFmt w:val="none"/>
-      <w:suff w:val="nothing"/>
-      <w:lvlText w:val=""/>
-      <w:lvlJc w:val="left"/>
-      <w:pPr>
-        <w:tabs>
-          <w:tab w:val="num" w:pos="0"/>
-        </w:tabs>
-        <w:ind w:left="0" w:hanging="0"/>
-      </w:pPr>
-    </w:lvl>
-    <w:lvl w:ilvl="4">
-      <w:start w:val="1"/>
-      <w:numFmt w:val="none"/>
-      <w:suff w:val="nothing"/>
-      <w:lvlText w:val=""/>
-      <w:lvlJc w:val="left"/>
-      <w:pPr>
-        <w:tabs>
-          <w:tab w:val="num" w:pos="0"/>
-        </w:tabs>
-        <w:ind w:left="0" w:hanging="0"/>
-      </w:pPr>
-    </w:lvl>
-    <w:lvl w:ilvl="5">
-      <w:start w:val="1"/>
-      <w:numFmt w:val="none"/>
-      <w:suff w:val="nothing"/>
-      <w:lvlText w:val=""/>
-      <w:lvlJc w:val="left"/>
-      <w:pPr>
-        <w:tabs>
-          <w:tab w:val="num" w:pos="0"/>
-        </w:tabs>
-        <w:ind w:left="0" w:hanging="0"/>
-      </w:pPr>
-    </w:lvl>
-    <w:lvl w:ilvl="6">
-      <w:start w:val="1"/>
-      <w:numFmt w:val="none"/>
-      <w:suff w:val="nothing"/>
-      <w:lvlText w:val=""/>
-      <w:lvlJc w:val="left"/>
-      <w:pPr>
-        <w:tabs>
-          <w:tab w:val="num" w:pos="0"/>
-        </w:tabs>
-        <w:ind w:left="0" w:hanging="0"/>
-      </w:pPr>
-    </w:lvl>
-    <w:lvl w:ilvl="7">
-      <w:start w:val="1"/>
-      <w:numFmt w:val="none"/>
-      <w:suff w:val="nothing"/>
-      <w:lvlText w:val=""/>
-      <w:lvlJc w:val="left"/>
-      <w:pPr>
-        <w:tabs>
-          <w:tab w:val="num" w:pos="0"/>
-        </w:tabs>
-        <w:ind w:left="0" w:hanging="0"/>
-      </w:pPr>
-    </w:lvl>
-    <w:lvl w:ilvl="8">
-      <w:start w:val="1"/>
-      <w:numFmt w:val="none"/>
-      <w:suff w:val="nothing"/>
-      <w:lvlText w:val=""/>
-      <w:lvlJc w:val="left"/>
-      <w:pPr>
-        <w:tabs>
-          <w:tab w:val="num" w:pos="0"/>
-        </w:tabs>
-        <w:ind w:left="0" w:hanging="0"/>
-      </w:pPr>
-    </w:lvl>
-  </w:abstractNum>
-  <w:num w:numId="1">
-    <w:abstractNumId w:val="1"/>
-  </w:num>
-</w:numbering>
 </file>
 
 <file path=word/styles.xml><?xml version="1.0" encoding="utf-8"?>
@@ -1106,6 +795,7 @@
     </w:rPrDefault>
     <w:pPrDefault>
       <w:pPr>
+        <w:widowControl/>
         <w:suppressAutoHyphens w:val="true"/>
       </w:pPr>
     </w:pPrDefault>
@@ -1115,10 +805,7 @@
     <w:qFormat/>
     <w:pPr>
       <w:widowControl/>
-      <w:suppressAutoHyphens w:val="true"/>
       <w:bidi w:val="0"/>
-      <w:spacing w:before="0" w:after="0"/>
-      <w:jc w:val="left"/>
     </w:pPr>
     <w:rPr>
       <w:rFonts w:ascii="Liberation Serif" w:hAnsi="Liberation Serif" w:eastAsia="Noto Serif CJK SC" w:cs="Lohit Devanagari"/>
@@ -1127,46 +814,6 @@
       <w:sz w:val="24"/>
       <w:szCs w:val="24"/>
       <w:lang w:val="en-US" w:eastAsia="zh-CN" w:bidi="hi-IN"/>
-    </w:rPr>
-  </w:style>
-  <w:style w:type="paragraph" w:styleId="Heading2">
-    <w:name w:val="heading 2"/>
-    <w:basedOn w:val="Heading"/>
-    <w:next w:val="BodyText"/>
-    <w:qFormat/>
-    <w:pPr>
-      <w:numPr>
-        <w:ilvl w:val="1"/>
-        <w:numId w:val="1"/>
-      </w:numPr>
-      <w:spacing w:before="200" w:after="120"/>
-      <w:outlineLvl w:val="1"/>
-    </w:pPr>
-    <w:rPr>
-      <w:b/>
-      <w:bCs/>
-      <w:sz w:val="32"/>
-      <w:szCs w:val="32"/>
-    </w:rPr>
-  </w:style>
-  <w:style w:type="paragraph" w:styleId="Heading3">
-    <w:name w:val="heading 3"/>
-    <w:basedOn w:val="Heading"/>
-    <w:next w:val="BodyText"/>
-    <w:qFormat/>
-    <w:pPr>
-      <w:numPr>
-        <w:ilvl w:val="2"/>
-        <w:numId w:val="1"/>
-      </w:numPr>
-      <w:spacing w:before="140" w:after="120"/>
-      <w:outlineLvl w:val="2"/>
-    </w:pPr>
-    <w:rPr>
-      <w:b/>
-      <w:bCs/>
-      <w:sz w:val="28"/>
-      <w:szCs w:val="28"/>
     </w:rPr>
   </w:style>
   <w:style w:type="paragraph" w:styleId="Heading">
@@ -1238,37 +885,37 @@
         <a:srgbClr val="000000"/>
       </a:dk1>
       <a:lt1>
-        <a:srgbClr val="FFFFFF"/>
+        <a:srgbClr val="ffffff"/>
       </a:lt1>
       <a:dk2>
         <a:srgbClr val="000000"/>
       </a:dk2>
       <a:lt2>
-        <a:srgbClr val="FFFFFF"/>
+        <a:srgbClr val="ffffff"/>
       </a:lt2>
       <a:accent1>
-        <a:srgbClr val="18A303"/>
+        <a:srgbClr val="18a303"/>
       </a:accent1>
       <a:accent2>
-        <a:srgbClr val="0369A3"/>
+        <a:srgbClr val="0369a3"/>
       </a:accent2>
       <a:accent3>
-        <a:srgbClr val="A33E03"/>
+        <a:srgbClr val="a33e03"/>
       </a:accent3>
       <a:accent4>
-        <a:srgbClr val="8E03A3"/>
+        <a:srgbClr val="8e03a3"/>
       </a:accent4>
       <a:accent5>
-        <a:srgbClr val="C99C00"/>
+        <a:srgbClr val="c99c00"/>
       </a:accent5>
       <a:accent6>
-        <a:srgbClr val="C9211E"/>
+        <a:srgbClr val="c9211e"/>
       </a:accent6>
       <a:hlink>
-        <a:srgbClr val="0000EE"/>
+        <a:srgbClr val="0000ee"/>
       </a:hlink>
       <a:folHlink>
-        <a:srgbClr val="551A8B"/>
+        <a:srgbClr val="551a8b"/>
       </a:folHlink>
     </a:clrScheme>
     <a:fontScheme name="Office">

--- a/writer/workspace-9xK2mP/uploads/fr/foot-stad-singe.docx
+++ b/writer/workspace-9xK2mP/uploads/fr/foot-stad-singe.docx
@@ -6,15 +6,37 @@
       <w:pPr>
         <w:pStyle w:val="Normal"/>
         <w:bidi w:val="0"/>
-        <w:jc w:val="left"/>
-        <w:rPr/>
-      </w:pPr>
-      <w:r>
-        <w:rPr/>
+        <w:jc w:val="center"/>
+        <w:rPr>
+          <w:b/>
+          <w:bCs/>
+          <w:color w:val="355269"/>
+          <w:sz w:val="40"/>
+          <w:szCs w:val="40"/>
+          <w:highlight w:val="none"/>
+          <w:shd w:fill="auto" w:val="clear"/>
+        </w:rPr>
+      </w:pPr>
+      <w:r>
+        <w:rPr>
+          <w:b/>
+          <w:bCs/>
+          <w:color w:val="355269"/>
+          <w:sz w:val="40"/>
+          <w:szCs w:val="40"/>
+          <w:shd w:fill="auto" w:val="clear"/>
+        </w:rPr>
         <w:t xml:space="preserve">⚽ </w:t>
       </w:r>
       <w:r>
-        <w:rPr/>
+        <w:rPr>
+          <w:b/>
+          <w:bCs/>
+          <w:color w:val="355269"/>
+          <w:sz w:val="40"/>
+          <w:szCs w:val="40"/>
+          <w:shd w:fill="auto" w:val="clear"/>
+        </w:rPr>
         <w:t>FOOT STADE SINGE ⚽</w:t>
       </w:r>
     </w:p>
@@ -22,12 +44,60 @@
       <w:pPr>
         <w:pStyle w:val="Normal"/>
         <w:bidi w:val="0"/>
-        <w:jc w:val="left"/>
-        <w:rPr/>
-      </w:pPr>
-      <w:r>
-        <w:rPr/>
+        <w:jc w:val="center"/>
+        <w:rPr>
+          <w:b/>
+          <w:bCs/>
+          <w:color w:val="355269"/>
+          <w:sz w:val="40"/>
+          <w:szCs w:val="40"/>
+          <w:highlight w:val="none"/>
+          <w:shd w:fill="auto" w:val="clear"/>
+        </w:rPr>
+      </w:pPr>
+      <w:r>
+        <w:rPr>
+          <w:b/>
+          <w:bCs/>
+          <w:color w:val="355269"/>
+          <w:sz w:val="40"/>
+          <w:szCs w:val="40"/>
+          <w:shd w:fill="auto" w:val="clear"/>
+        </w:rPr>
         <w:t>POURQUOI ?</w:t>
+      </w:r>
+    </w:p>
+    <w:p>
+      <w:pPr>
+        <w:pStyle w:val="Normal"/>
+        <w:bidi w:val="0"/>
+        <w:jc w:val="left"/>
+        <w:rPr/>
+      </w:pPr>
+      <w:r>
+        <w:rPr/>
+      </w:r>
+    </w:p>
+    <w:p>
+      <w:pPr>
+        <w:pStyle w:val="Normal"/>
+        <w:bidi w:val="0"/>
+        <w:jc w:val="left"/>
+        <w:rPr/>
+      </w:pPr>
+      <w:r>
+        <w:rPr/>
+      </w:r>
+    </w:p>
+    <w:p>
+      <w:pPr>
+        <w:pStyle w:val="Normal"/>
+        <w:bidi w:val="0"/>
+        <w:jc w:val="left"/>
+        <w:rPr/>
+      </w:pPr>
+      <w:r>
+        <w:rPr/>
       </w:r>
     </w:p>
     <w:p>
@@ -776,6 +846,7 @@
       <w:pgNumType w:fmt="decimal"/>
       <w:formProt w:val="false"/>
       <w:textDirection w:val="lrTb"/>
+      <w:docGrid w:type="default" w:linePitch="100" w:charSpace="0"/>
     </w:sectPr>
   </w:body>
 </w:document>
@@ -795,7 +866,6 @@
     </w:rPrDefault>
     <w:pPrDefault>
       <w:pPr>
-        <w:widowControl/>
         <w:suppressAutoHyphens w:val="true"/>
       </w:pPr>
     </w:pPrDefault>
@@ -805,7 +875,10 @@
     <w:qFormat/>
     <w:pPr>
       <w:widowControl/>
+      <w:suppressAutoHyphens w:val="true"/>
       <w:bidi w:val="0"/>
+      <w:spacing w:before="0" w:after="0"/>
+      <w:jc w:val="left"/>
     </w:pPr>
     <w:rPr>
       <w:rFonts w:ascii="Liberation Serif" w:hAnsi="Liberation Serif" w:eastAsia="Noto Serif CJK SC" w:cs="Lohit Devanagari"/>
@@ -885,37 +958,37 @@
         <a:srgbClr val="000000"/>
       </a:dk1>
       <a:lt1>
-        <a:srgbClr val="ffffff"/>
+        <a:srgbClr val="FFFFFF"/>
       </a:lt1>
       <a:dk2>
         <a:srgbClr val="000000"/>
       </a:dk2>
       <a:lt2>
-        <a:srgbClr val="ffffff"/>
+        <a:srgbClr val="FFFFFF"/>
       </a:lt2>
       <a:accent1>
-        <a:srgbClr val="18a303"/>
+        <a:srgbClr val="18A303"/>
       </a:accent1>
       <a:accent2>
-        <a:srgbClr val="0369a3"/>
+        <a:srgbClr val="0369A3"/>
       </a:accent2>
       <a:accent3>
-        <a:srgbClr val="a33e03"/>
+        <a:srgbClr val="A33E03"/>
       </a:accent3>
       <a:accent4>
-        <a:srgbClr val="8e03a3"/>
+        <a:srgbClr val="8E03A3"/>
       </a:accent4>
       <a:accent5>
-        <a:srgbClr val="c99c00"/>
+        <a:srgbClr val="C99C00"/>
       </a:accent5>
       <a:accent6>
-        <a:srgbClr val="c9211e"/>
+        <a:srgbClr val="C9211E"/>
       </a:accent6>
       <a:hlink>
-        <a:srgbClr val="0000ee"/>
+        <a:srgbClr val="0000EE"/>
       </a:hlink>
       <a:folHlink>
-        <a:srgbClr val="551a8b"/>
+        <a:srgbClr val="551A8B"/>
       </a:folHlink>
     </a:clrScheme>
     <a:fontScheme name="Office">
